--- a/Project_Planning_and_System_Design/Documents/Project_Requirements/Project_Requirements_Document_GroupG_EcosystemApp_Activity2.docx
+++ b/Project_Planning_and_System_Design/Documents/Project_Requirements/Project_Requirements_Document_GroupG_EcosystemApp_Activity2.docx
@@ -39,12 +39,6 @@
         <w:gridCol w:w="6560"/>
       </w:tblGrid>
       <w:tr>
-        <w:tblPrEx>
-          <w:tblCellMar>
-            <w:top w:w="0" w:type="dxa"/>
-            <w:bottom w:w="0" w:type="dxa"/>
-          </w:tblCellMar>
-        </w:tblPrEx>
         <w:tc>
           <w:tcPr>
             <w:tcW w:w="2800" w:type="dxa"/>
@@ -132,12 +126,6 @@
         <w:gridCol w:w="9360"/>
       </w:tblGrid>
       <w:tr>
-        <w:tblPrEx>
-          <w:tblCellMar>
-            <w:top w:w="0" w:type="dxa"/>
-            <w:bottom w:w="0" w:type="dxa"/>
-          </w:tblCellMar>
-        </w:tblPrEx>
         <w:tc>
           <w:tcPr>
             <w:tcW w:w="9360" w:type="dxa"/>
@@ -171,12 +159,6 @@
         </w:tc>
       </w:tr>
       <w:tr>
-        <w:tblPrEx>
-          <w:tblCellMar>
-            <w:top w:w="0" w:type="dxa"/>
-            <w:bottom w:w="0" w:type="dxa"/>
-          </w:tblCellMar>
-        </w:tblPrEx>
         <w:tc>
           <w:tcPr>
             <w:tcW w:w="9360" w:type="dxa"/>
@@ -201,18 +183,12 @@
               <w:rPr>
                 <w:color w:val="000000"/>
               </w:rPr>
-              <w:t>The system shall display a web-based interactive freshwater ecosystem scene representing a single Saskatchewan-inspired freshwater environment, including sky, shoreline, water surface, and underwater zones.</w:t>
+              <w:t>The system shall display a web-based interactive freshwater ecosystem scene representing a single Saskatchewan-inspired environment, including sky, shoreline, water surface, and underwater zones.</w:t>
             </w:r>
           </w:p>
         </w:tc>
       </w:tr>
       <w:tr>
-        <w:tblPrEx>
-          <w:tblCellMar>
-            <w:top w:w="0" w:type="dxa"/>
-            <w:bottom w:w="0" w:type="dxa"/>
-          </w:tblCellMar>
-        </w:tblPrEx>
         <w:tc>
           <w:tcPr>
             <w:tcW w:w="9360" w:type="dxa"/>
@@ -237,18 +213,12 @@
               <w:rPr>
                 <w:color w:val="000000"/>
               </w:rPr>
-              <w:t>The system shall display 6–8 clickable animal sprites placed within ecologically appropriate zones of the ecosystem scene.</w:t>
+              <w:t>The system shall display animated animal sprites placed within ecologically appropriate zones of the ecosystem scene.</w:t>
             </w:r>
           </w:p>
         </w:tc>
       </w:tr>
       <w:tr>
-        <w:tblPrEx>
-          <w:tblCellMar>
-            <w:top w:w="0" w:type="dxa"/>
-            <w:bottom w:w="0" w:type="dxa"/>
-          </w:tblCellMar>
-        </w:tblPrEx>
         <w:tc>
           <w:tcPr>
             <w:tcW w:w="9360" w:type="dxa"/>
@@ -276,72 +246,12 @@
               <w:rPr>
                 <w:color w:val="000000"/>
               </w:rPr>
-              <w:t>The system shall present an animal information card (pop-up panel) when a user clicks an animal, displaying:</w:t>
-            </w:r>
-          </w:p>
-          <w:p>
-            <w:pPr>
-              <w:numPr>
-                <w:ilvl w:val="0"/>
-                <w:numId w:val="2"/>
-              </w:numPr>
-              <w:spacing w:after="40"/>
-              <w:rPr>
-                <w:color w:val="000000"/>
-              </w:rPr>
-            </w:pPr>
-            <w:r>
-              <w:rPr>
-                <w:color w:val="000000"/>
-              </w:rPr>
-              <w:t>Animal name</w:t>
-            </w:r>
-          </w:p>
-          <w:p>
-            <w:pPr>
-              <w:numPr>
-                <w:ilvl w:val="0"/>
-                <w:numId w:val="2"/>
-              </w:numPr>
-              <w:spacing w:after="40"/>
-              <w:rPr>
-                <w:color w:val="000000"/>
-              </w:rPr>
-            </w:pPr>
-            <w:r>
-              <w:rPr>
-                <w:color w:val="000000"/>
-              </w:rPr>
-              <w:t>Cartoon-style image</w:t>
-            </w:r>
-          </w:p>
-          <w:p>
-            <w:pPr>
-              <w:numPr>
-                <w:ilvl w:val="0"/>
-                <w:numId w:val="2"/>
-              </w:numPr>
-              <w:spacing w:after="40"/>
-              <w:rPr>
-                <w:color w:val="000000"/>
-              </w:rPr>
-            </w:pPr>
-            <w:r>
-              <w:rPr>
-                <w:color w:val="000000"/>
-              </w:rPr>
-              <w:t>Short, age-appropriate description (reading level 7–9 years)</w:t>
+              <w:t>The system shall implement a hint-based discovery system where users select mystery cards representing hidden animals.</w:t>
             </w:r>
           </w:p>
         </w:tc>
       </w:tr>
       <w:tr>
-        <w:tblPrEx>
-          <w:tblCellMar>
-            <w:top w:w="0" w:type="dxa"/>
-            <w:bottom w:w="0" w:type="dxa"/>
-          </w:tblCellMar>
-        </w:tblPrEx>
         <w:tc>
           <w:tcPr>
             <w:tcW w:w="9360" w:type="dxa"/>
@@ -366,18 +276,12 @@
               <w:rPr>
                 <w:color w:val="000000"/>
               </w:rPr>
-              <w:t>The system shall provide a sticker-book collection interface that displays discovered animals as visible stickers and undiscovered animals as locked or hidden placeholders.</w:t>
+              <w:t>The system shall display progressively revealed hints to guide the user toward identifying the selected animal.</w:t>
             </w:r>
           </w:p>
         </w:tc>
       </w:tr>
       <w:tr>
-        <w:tblPrEx>
-          <w:tblCellMar>
-            <w:top w:w="0" w:type="dxa"/>
-            <w:bottom w:w="0" w:type="dxa"/>
-          </w:tblCellMar>
-        </w:tblPrEx>
         <w:tc>
           <w:tcPr>
             <w:tcW w:w="9360" w:type="dxa"/>
@@ -402,18 +306,12 @@
               <w:rPr>
                 <w:color w:val="000000"/>
               </w:rPr>
-              <w:t>The system shall display the user’s overall discovery progress (e.g., “3 of 6 animals discovered”).</w:t>
+              <w:t>The system shall allow users to click animals in the ecosystem scene to attempt identification based on the provided hints.</w:t>
             </w:r>
           </w:p>
         </w:tc>
       </w:tr>
       <w:tr>
-        <w:tblPrEx>
-          <w:tblCellMar>
-            <w:top w:w="0" w:type="dxa"/>
-            <w:bottom w:w="0" w:type="dxa"/>
-          </w:tblCellMar>
-        </w:tblPrEx>
         <w:tc>
           <w:tcPr>
             <w:tcW w:w="9360" w:type="dxa"/>
@@ -438,18 +336,26 @@
               <w:rPr>
                 <w:color w:val="000000"/>
               </w:rPr>
-              <w:t>The system shall allow users to navigate between the ecosystem scene and the sticker-book panel within the same interface layout.</w:t>
+              <w:t>The system shall provide visual feedback for user actions, including:</w:t>
+            </w:r>
+            <w:r>
+              <w:rPr>
+                <w:color w:val="000000"/>
+              </w:rPr>
+              <w:br/>
+              <w:t>• Correct selection (card flip, success indicator, sticker unlock)</w:t>
+            </w:r>
+            <w:r>
+              <w:rPr>
+                <w:color w:val="000000"/>
+              </w:rPr>
+              <w:br/>
+              <w:t>• Incorrect selection (animation feedback and additional hints)</w:t>
             </w:r>
           </w:p>
         </w:tc>
       </w:tr>
       <w:tr>
-        <w:tblPrEx>
-          <w:tblCellMar>
-            <w:top w:w="0" w:type="dxa"/>
-            <w:bottom w:w="0" w:type="dxa"/>
-          </w:tblCellMar>
-        </w:tblPrEx>
         <w:tc>
           <w:tcPr>
             <w:tcW w:w="9360" w:type="dxa"/>
@@ -474,18 +380,12 @@
               <w:rPr>
                 <w:color w:val="000000"/>
               </w:rPr>
-              <w:t>The system shall provide navigation allowing users to switch between the ecosystem scene and the sticker-book collection page.</w:t>
+              <w:t>The system shall implement a countdown timer (e.g., 120 seconds) to limit gameplay duration and increase engagement.</w:t>
             </w:r>
           </w:p>
         </w:tc>
       </w:tr>
       <w:tr>
-        <w:tblPrEx>
-          <w:tblCellMar>
-            <w:top w:w="0" w:type="dxa"/>
-            <w:bottom w:w="0" w:type="dxa"/>
-          </w:tblCellMar>
-        </w:tblPrEx>
         <w:tc>
           <w:tcPr>
             <w:tcW w:w="9360" w:type="dxa"/>
@@ -510,18 +410,26 @@
               <w:rPr>
                 <w:color w:val="000000"/>
               </w:rPr>
-              <w:t>The system shall use child-friendly design elements including large clickable areas, bright visuals, and simple text suitable for ages 5–9.</w:t>
+              <w:t>The system shall provide a sticker-book collection interface that displays:</w:t>
+            </w:r>
+            <w:r>
+              <w:rPr>
+                <w:color w:val="000000"/>
+              </w:rPr>
+              <w:br/>
+              <w:t>• Successfully identified animals as unlocked stickers</w:t>
+            </w:r>
+            <w:r>
+              <w:rPr>
+                <w:color w:val="000000"/>
+              </w:rPr>
+              <w:br/>
+              <w:t>• Unsolved or failed animals as locked placeholders</w:t>
             </w:r>
           </w:p>
         </w:tc>
       </w:tr>
       <w:tr>
-        <w:tblPrEx>
-          <w:tblCellMar>
-            <w:top w:w="0" w:type="dxa"/>
-            <w:bottom w:w="0" w:type="dxa"/>
-          </w:tblCellMar>
-        </w:tblPrEx>
         <w:tc>
           <w:tcPr>
             <w:tcW w:w="9360" w:type="dxa"/>
@@ -549,90 +457,12 @@
               <w:rPr>
                 <w:color w:val="000000"/>
               </w:rPr>
-              <w:t>The system shall use child-friendly design principles including:</w:t>
-            </w:r>
-          </w:p>
-          <w:p>
-            <w:pPr>
-              <w:numPr>
-                <w:ilvl w:val="0"/>
-                <w:numId w:val="3"/>
-              </w:numPr>
-              <w:spacing w:after="40"/>
-              <w:rPr>
-                <w:color w:val="000000"/>
-              </w:rPr>
-            </w:pPr>
-            <w:r>
-              <w:rPr>
-                <w:color w:val="000000"/>
-              </w:rPr>
-              <w:t>Large clickable areas</w:t>
-            </w:r>
-          </w:p>
-          <w:p>
-            <w:pPr>
-              <w:numPr>
-                <w:ilvl w:val="0"/>
-                <w:numId w:val="3"/>
-              </w:numPr>
-              <w:spacing w:after="40"/>
-              <w:rPr>
-                <w:color w:val="000000"/>
-              </w:rPr>
-            </w:pPr>
-            <w:r>
-              <w:rPr>
-                <w:color w:val="000000"/>
-              </w:rPr>
-              <w:t>Bright but readable visuals</w:t>
-            </w:r>
-          </w:p>
-          <w:p>
-            <w:pPr>
-              <w:numPr>
-                <w:ilvl w:val="0"/>
-                <w:numId w:val="3"/>
-              </w:numPr>
-              <w:spacing w:after="40"/>
-              <w:rPr>
-                <w:color w:val="000000"/>
-              </w:rPr>
-            </w:pPr>
-            <w:r>
-              <w:rPr>
-                <w:color w:val="000000"/>
-              </w:rPr>
-              <w:t>Simple navigation</w:t>
-            </w:r>
-          </w:p>
-          <w:p>
-            <w:pPr>
-              <w:numPr>
-                <w:ilvl w:val="0"/>
-                <w:numId w:val="3"/>
-              </w:numPr>
-              <w:spacing w:after="40"/>
-              <w:rPr>
-                <w:color w:val="000000"/>
-              </w:rPr>
-            </w:pPr>
-            <w:r>
-              <w:rPr>
-                <w:color w:val="000000"/>
-              </w:rPr>
-              <w:t>Clear interaction feedback</w:t>
+              <w:t>The system shall display the user’s overall progress (e.g., number of animals correctly identified).</w:t>
             </w:r>
           </w:p>
         </w:tc>
       </w:tr>
       <w:tr>
-        <w:tblPrEx>
-          <w:tblCellMar>
-            <w:top w:w="0" w:type="dxa"/>
-            <w:bottom w:w="0" w:type="dxa"/>
-          </w:tblCellMar>
-        </w:tblPrEx>
         <w:tc>
           <w:tcPr>
             <w:tcW w:w="9360" w:type="dxa"/>
@@ -652,23 +482,25 @@
           <w:p>
             <w:pPr>
               <w:spacing w:after="40"/>
-            </w:pPr>
-            <w:r>
-              <w:rPr>
-                <w:color w:val="000000"/>
-              </w:rPr>
-              <w:t>The system shall persist discovery progress during a user session and restore progress when the page is revisited (using structured data storage).</w:t>
-            </w:r>
+              <w:rPr>
+                <w:color w:val="000000"/>
+              </w:rPr>
+            </w:pPr>
+            <w:r>
+              <w:rPr>
+                <w:color w:val="000000"/>
+              </w:rPr>
+              <w:t>The system shall provide start and reset functionality to allow users to begin and replay the game.</w:t>
+            </w:r>
+          </w:p>
+          <w:p>
+            <w:pPr>
+              <w:spacing w:after="40"/>
+            </w:pPr>
           </w:p>
         </w:tc>
       </w:tr>
       <w:tr>
-        <w:tblPrEx>
-          <w:tblCellMar>
-            <w:top w:w="0" w:type="dxa"/>
-            <w:bottom w:w="0" w:type="dxa"/>
-          </w:tblCellMar>
-        </w:tblPrEx>
         <w:tc>
           <w:tcPr>
             <w:tcW w:w="9360" w:type="dxa"/>
@@ -696,15 +528,16 @@
               <w:rPr>
                 <w:color w:val="000000"/>
               </w:rPr>
-              <w:t>The system shall support the complete discovery flow:</w:t>
-            </w:r>
-            <w:r>
-              <w:rPr>
-                <w:color w:val="000000"/>
-              </w:rPr>
-              <w:br/>
-              <w:t>Ecosystem exploration → Animal selection → Information display → Sticker-book update → Progress persistence.</w:t>
-            </w:r>
+              <w:t>The system shall include a bonus interaction where users can gain additional time through environmental actions (e.g., dragging trash to a bin).</w:t>
+            </w:r>
+          </w:p>
+          <w:p>
+            <w:pPr>
+              <w:spacing w:after="40"/>
+              <w:rPr>
+                <w:color w:val="000000"/>
+              </w:rPr>
+            </w:pPr>
           </w:p>
         </w:tc>
       </w:tr>
@@ -735,12 +568,6 @@
         <w:gridCol w:w="9360"/>
       </w:tblGrid>
       <w:tr>
-        <w:tblPrEx>
-          <w:tblCellMar>
-            <w:top w:w="0" w:type="dxa"/>
-            <w:bottom w:w="0" w:type="dxa"/>
-          </w:tblCellMar>
-        </w:tblPrEx>
         <w:trPr>
           <w:trHeight w:val="217"/>
         </w:trPr>
@@ -771,19 +598,12 @@
                 <w:bCs/>
                 <w:color w:val="000000"/>
               </w:rPr>
-              <w:lastRenderedPageBreak/>
               <w:t>Technical/Performance Requirements</w:t>
             </w:r>
           </w:p>
         </w:tc>
       </w:tr>
       <w:tr>
-        <w:tblPrEx>
-          <w:tblCellMar>
-            <w:top w:w="0" w:type="dxa"/>
-            <w:bottom w:w="0" w:type="dxa"/>
-          </w:tblCellMar>
-        </w:tblPrEx>
         <w:trPr>
           <w:trHeight w:val="217"/>
         </w:trPr>
@@ -811,18 +631,13 @@
               <w:rPr>
                 <w:color w:val="000000"/>
               </w:rPr>
-              <w:t>The application shall follow the Model–View–Controller (MVC) architectural pattern.</w:t>
+              <w:lastRenderedPageBreak/>
+              <w:t>The application shall follow the Model–View–Controller (MVC) architectural pattern using modular JavaScript (ES6 modules).</w:t>
             </w:r>
           </w:p>
         </w:tc>
       </w:tr>
       <w:tr>
-        <w:tblPrEx>
-          <w:tblCellMar>
-            <w:top w:w="0" w:type="dxa"/>
-            <w:bottom w:w="0" w:type="dxa"/>
-          </w:tblCellMar>
-        </w:tblPrEx>
         <w:trPr>
           <w:trHeight w:val="401"/>
         </w:trPr>
@@ -856,12 +671,6 @@
         </w:tc>
       </w:tr>
       <w:tr>
-        <w:tblPrEx>
-          <w:tblCellMar>
-            <w:top w:w="0" w:type="dxa"/>
-            <w:bottom w:w="0" w:type="dxa"/>
-          </w:tblCellMar>
-        </w:tblPrEx>
         <w:trPr>
           <w:trHeight w:val="401"/>
         </w:trPr>
@@ -889,18 +698,26 @@
               <w:rPr>
                 <w:color w:val="000000"/>
               </w:rPr>
-              <w:t>The system shall use structured data storage (e.g., JSON data model or lightweight database) to manage animal information and discovery status.</w:t>
+              <w:t>The system shall use a backend database (</w:t>
+            </w:r>
+            <w:proofErr w:type="spellStart"/>
+            <w:r>
+              <w:rPr>
+                <w:color w:val="000000"/>
+              </w:rPr>
+              <w:t>Supabase</w:t>
+            </w:r>
+            <w:proofErr w:type="spellEnd"/>
+            <w:r>
+              <w:rPr>
+                <w:color w:val="000000"/>
+              </w:rPr>
+              <w:t>) to dynamically fetch animal and hint data via REST API.</w:t>
             </w:r>
           </w:p>
         </w:tc>
       </w:tr>
       <w:tr>
-        <w:tblPrEx>
-          <w:tblCellMar>
-            <w:top w:w="0" w:type="dxa"/>
-            <w:bottom w:w="0" w:type="dxa"/>
-          </w:tblCellMar>
-        </w:tblPrEx>
         <w:trPr>
           <w:trHeight w:val="869"/>
         </w:trPr>
@@ -923,67 +740,17 @@
           <w:p>
             <w:pPr>
               <w:spacing w:after="40"/>
-              <w:rPr>
-                <w:color w:val="000000"/>
-              </w:rPr>
-            </w:pPr>
-            <w:r>
-              <w:rPr>
-                <w:color w:val="000000"/>
-              </w:rPr>
-              <w:t>The application shall be responsive and functional on:</w:t>
-            </w:r>
-          </w:p>
-          <w:p>
-            <w:pPr>
-              <w:numPr>
-                <w:ilvl w:val="0"/>
-                <w:numId w:val="4"/>
-              </w:numPr>
-              <w:spacing w:after="40"/>
-              <w:rPr>
-                <w:color w:val="000000"/>
-              </w:rPr>
-            </w:pPr>
-            <w:r>
-              <w:rPr>
-                <w:color w:val="000000"/>
-              </w:rPr>
-              <w:t>Desktop screens (1024px and above)</w:t>
-            </w:r>
-          </w:p>
-          <w:p>
-            <w:pPr>
-              <w:numPr>
-                <w:ilvl w:val="0"/>
-                <w:numId w:val="4"/>
-              </w:numPr>
-              <w:spacing w:after="40"/>
-              <w:rPr>
-                <w:color w:val="000000"/>
-              </w:rPr>
-            </w:pPr>
-            <w:r>
-              <w:rPr>
-                <w:color w:val="000000"/>
-              </w:rPr>
-              <w:t>Tablet screens (768px and above)</w:t>
-            </w:r>
-          </w:p>
-          <w:p>
-            <w:pPr>
-              <w:spacing w:after="40"/>
-            </w:pPr>
+            </w:pPr>
+            <w:r>
+              <w:rPr>
+                <w:color w:val="000000"/>
+              </w:rPr>
+              <w:t>The system shall manage runtime game state using a centralized state module.</w:t>
+            </w:r>
           </w:p>
         </w:tc>
       </w:tr>
       <w:tr>
-        <w:tblPrEx>
-          <w:tblCellMar>
-            <w:top w:w="0" w:type="dxa"/>
-            <w:bottom w:w="0" w:type="dxa"/>
-          </w:tblCellMar>
-        </w:tblPrEx>
         <w:trPr>
           <w:trHeight w:val="217"/>
         </w:trPr>
@@ -1011,18 +778,12 @@
               <w:rPr>
                 <w:color w:val="000000"/>
               </w:rPr>
-              <w:t>The application shall be compatible with modern web browsers</w:t>
+              <w:t>The application shall be compatible with modern web browsers (e.g., Chrome, Edge, Firefox).</w:t>
             </w:r>
           </w:p>
         </w:tc>
       </w:tr>
       <w:tr>
-        <w:tblPrEx>
-          <w:tblCellMar>
-            <w:top w:w="0" w:type="dxa"/>
-            <w:bottom w:w="0" w:type="dxa"/>
-          </w:tblCellMar>
-        </w:tblPrEx>
         <w:trPr>
           <w:trHeight w:val="401"/>
         </w:trPr>
@@ -1056,12 +817,6 @@
         </w:tc>
       </w:tr>
       <w:tr>
-        <w:tblPrEx>
-          <w:tblCellMar>
-            <w:top w:w="0" w:type="dxa"/>
-            <w:bottom w:w="0" w:type="dxa"/>
-          </w:tblCellMar>
-        </w:tblPrEx>
         <w:trPr>
           <w:trHeight w:val="217"/>
         </w:trPr>
@@ -1098,12 +853,6 @@
         </w:tc>
       </w:tr>
       <w:tr>
-        <w:tblPrEx>
-          <w:tblCellMar>
-            <w:top w:w="0" w:type="dxa"/>
-            <w:bottom w:w="0" w:type="dxa"/>
-          </w:tblCellMar>
-        </w:tblPrEx>
         <w:trPr>
           <w:trHeight w:val="217"/>
         </w:trPr>
@@ -1131,12 +880,6 @@
         </w:tc>
       </w:tr>
       <w:tr>
-        <w:tblPrEx>
-          <w:tblCellMar>
-            <w:top w:w="0" w:type="dxa"/>
-            <w:bottom w:w="0" w:type="dxa"/>
-          </w:tblCellMar>
-        </w:tblPrEx>
         <w:trPr>
           <w:trHeight w:val="217"/>
         </w:trPr>
@@ -1164,12 +907,6 @@
         </w:tc>
       </w:tr>
       <w:tr>
-        <w:tblPrEx>
-          <w:tblCellMar>
-            <w:top w:w="0" w:type="dxa"/>
-            <w:bottom w:w="0" w:type="dxa"/>
-          </w:tblCellMar>
-        </w:tblPrEx>
         <w:trPr>
           <w:trHeight w:val="217"/>
         </w:trPr>
@@ -1197,12 +934,6 @@
         </w:tc>
       </w:tr>
       <w:tr>
-        <w:tblPrEx>
-          <w:tblCellMar>
-            <w:top w:w="0" w:type="dxa"/>
-            <w:bottom w:w="0" w:type="dxa"/>
-          </w:tblCellMar>
-        </w:tblPrEx>
         <w:trPr>
           <w:trHeight w:val="217"/>
         </w:trPr>
